--- a/testakten/longcovid-erwerbsminderung-feldermann-leipzig/17_pem_tagebuch_auszug.docx
+++ b/testakten/longcovid-erwerbsminderung-feldermann-leipzig/17_pem_tagebuch_auszug.docx
@@ -153,7 +153,7 @@
         <w:rPr>
           <w:i/>
         </w:rPr>
-        <w:t>Anmerkung RA Sonnemann: Das Tagebuch wurde auf Empfehlung von Prof. Scheibenbogen (Charité) geführt. Es ist ein anerkanntes Dokumentationsinstrument bei ME/CFS. Die Daten werden auch in die XLSX-Aktivitätsübersicht (Aktenstück → xlsx/pem_score_uebersicht.xlsx) übertragen.</w:t>
+        <w:t>Anmerkung RA Sonnemann: Das Tagebuch wurde auf Empfehlung von Prof. Seifert (Universitätsmedizin Berlin-Nord) geführt. Es ist ein anerkanntes Dokumentationsinstrument bei ME/CFS. Die Daten werden auch in die XLSX-Aktivitätsübersicht (Aktenstück → xlsx/pem_score_uebersicht.xlsx) übertragen.</w:t>
       </w:r>
     </w:p>
     <w:p/>
@@ -2899,7 +2899,7 @@
         <w:rPr>
           <w:i/>
         </w:rPr>
-        <w:t>"Bescheid von UKBW. Abgelehnt. Habe einen Stunde geweint, dann Crash. Zwei Tage Bett."</w:t>
+        <w:t>"Bescheid von BGW. Abgelehnt. Habe einen Stunde geweint, dann Crash. Zwei Tage Bett."</w:t>
       </w:r>
     </w:p>
     <w:p>
